--- a/7-技术管理/运行记录类文件/HXDL-ITSS-0703-2025年运维服务研发成果.docx
+++ b/7-技术管理/运行记录类文件/HXDL-ITSS-0703-2025年运维服务研发成果.docx
@@ -324,8 +324,6 @@
               </w:rPr>
               <w:t>:</w:t>
             </w:r>
-            <w:bookmarkStart w:id="13" w:name="_GoBack"/>
-            <w:bookmarkEnd w:id="13"/>
             <w:r>
               <w:rPr>
                 <w:rFonts w:hint="eastAsia"/>
@@ -2268,7 +2266,19 @@
         <w:textAlignment w:val="baseline"/>
       </w:pPr>
       <w:r>
-        <w:t>公司以技术研发为核心，通过先进技术推动业务发展，已具备全面承接软件开发项目的基础能力，业务领域涵盖营销、设备、调控、人资、物资等；同时负责公司信息通信系统运维项目及运维工具研发，范围包括所有信息通信基础资源、基础应用平台及核心业务系统。</w:t>
+        <w:t>公司以技术研发为核心，通过先进技术推动业务发展，已具备全面承接软件开发项目的基础能力，业务领域涵盖营销、设备、调控、人资</w:t>
+      </w:r>
+      <w:r>
+        <w:rPr>
+          <w:rFonts w:hint="eastAsia"/>
+          <w:lang w:val="en-US" w:eastAsia="zh-CN"/>
+        </w:rPr>
+        <w:t>和</w:t>
+      </w:r>
+      <w:bookmarkStart w:id="13" w:name="_GoBack"/>
+      <w:bookmarkEnd w:id="13"/>
+      <w:r>
+        <w:t>物资等；同时负责公司信息通信系统运维项目及运维工具研发，范围包括所有信息通信基础资源、基础应用平台及核心业务系统。</w:t>
       </w:r>
     </w:p>
     <w:p>
@@ -2890,7 +2900,22 @@
                 <w:rFonts w:ascii="Arial" w:hAnsi="Arial" w:eastAsia="等线" w:cs="Arial"/>
                 <w:sz w:val="22"/>
               </w:rPr>
-              <w:t>年5月：完成需求调研、需求说明书编制、原型设计、数据库表设计及数据来源梳理；</w:t>
+              <w:t>年</w:t>
+            </w:r>
+            <w:r>
+              <w:rPr>
+                <w:rFonts w:hint="eastAsia" w:eastAsia="等线" w:cs="Arial"/>
+                <w:sz w:val="22"/>
+                <w:lang w:val="en-US" w:eastAsia="zh-CN"/>
+              </w:rPr>
+              <w:t>7</w:t>
+            </w:r>
+            <w:r>
+              <w:rPr>
+                <w:rFonts w:ascii="Arial" w:hAnsi="Arial" w:eastAsia="等线" w:cs="Arial"/>
+                <w:sz w:val="22"/>
+              </w:rPr>
+              <w:t>月：完成需求调研、需求说明书编制、原型设计、数据库表设计及数据来源梳理；</w:t>
             </w:r>
           </w:p>
           <w:p>
@@ -2937,7 +2962,37 @@
                 <w:rFonts w:ascii="Arial" w:hAnsi="Arial" w:eastAsia="等线" w:cs="Arial"/>
                 <w:sz w:val="22"/>
               </w:rPr>
-              <w:t>年6-7月：完成UI设计、前端开发、后端开发、接口开发及数据联调；</w:t>
+              <w:t>年</w:t>
+            </w:r>
+            <w:r>
+              <w:rPr>
+                <w:rFonts w:hint="eastAsia" w:eastAsia="等线" w:cs="Arial"/>
+                <w:sz w:val="22"/>
+                <w:lang w:val="en-US" w:eastAsia="zh-CN"/>
+              </w:rPr>
+              <w:t>8</w:t>
+            </w:r>
+            <w:r>
+              <w:rPr>
+                <w:rFonts w:ascii="Arial" w:hAnsi="Arial" w:eastAsia="等线" w:cs="Arial"/>
+                <w:sz w:val="22"/>
+              </w:rPr>
+              <w:t>-</w:t>
+            </w:r>
+            <w:r>
+              <w:rPr>
+                <w:rFonts w:hint="eastAsia" w:eastAsia="等线" w:cs="Arial"/>
+                <w:sz w:val="22"/>
+                <w:lang w:val="en-US" w:eastAsia="zh-CN"/>
+              </w:rPr>
+              <w:t>11</w:t>
+            </w:r>
+            <w:r>
+              <w:rPr>
+                <w:rFonts w:ascii="Arial" w:hAnsi="Arial" w:eastAsia="等线" w:cs="Arial"/>
+                <w:sz w:val="22"/>
+              </w:rPr>
+              <w:t>月：完成UI设计、前端开发、后端开发、接口开发及数据联调；</w:t>
             </w:r>
           </w:p>
           <w:p>
@@ -2984,7 +3039,22 @@
                 <w:rFonts w:ascii="Arial" w:hAnsi="Arial" w:eastAsia="等线" w:cs="Arial"/>
                 <w:sz w:val="22"/>
               </w:rPr>
-              <w:t>年8月：完成系统联调及问题整改，达到上线标准；</w:t>
+              <w:t>年</w:t>
+            </w:r>
+            <w:r>
+              <w:rPr>
+                <w:rFonts w:hint="eastAsia" w:eastAsia="等线" w:cs="Arial"/>
+                <w:sz w:val="22"/>
+                <w:lang w:val="en-US" w:eastAsia="zh-CN"/>
+              </w:rPr>
+              <w:t>12</w:t>
+            </w:r>
+            <w:r>
+              <w:rPr>
+                <w:rFonts w:ascii="Arial" w:hAnsi="Arial" w:eastAsia="等线" w:cs="Arial"/>
+                <w:sz w:val="22"/>
+              </w:rPr>
+              <w:t>月：完成系统联调及问题整改，达到上线标准；</w:t>
             </w:r>
           </w:p>
           <w:p>
@@ -3024,14 +3094,29 @@
                 <w:sz w:val="22"/>
                 <w:lang w:val="en-US" w:eastAsia="zh-CN"/>
               </w:rPr>
-              <w:t>5</w:t>
+              <w:t>6</w:t>
             </w:r>
             <w:r>
               <w:rPr>
                 <w:rFonts w:ascii="Arial" w:hAnsi="Arial" w:eastAsia="等线" w:cs="Arial"/>
                 <w:sz w:val="22"/>
               </w:rPr>
-              <w:t>年9月：完成上线准备及部署。</w:t>
+              <w:t>年</w:t>
+            </w:r>
+            <w:r>
+              <w:rPr>
+                <w:rFonts w:hint="eastAsia" w:eastAsia="等线" w:cs="Arial"/>
+                <w:sz w:val="22"/>
+                <w:lang w:val="en-US" w:eastAsia="zh-CN"/>
+              </w:rPr>
+              <w:t>1</w:t>
+            </w:r>
+            <w:r>
+              <w:rPr>
+                <w:rFonts w:ascii="Arial" w:hAnsi="Arial" w:eastAsia="等线" w:cs="Arial"/>
+                <w:sz w:val="22"/>
+              </w:rPr>
+              <w:t>月：完成上线准备及部署。</w:t>
             </w:r>
           </w:p>
         </w:tc>
@@ -3443,7 +3528,7 @@
                 <w:vertAlign w:val="baseline"/>
                 <w:lang w:val="en-US" w:eastAsia="zh-CN"/>
               </w:rPr>
-              <w:t>2025年4-5月</w:t>
+              <w:t>2025年7月</w:t>
             </w:r>
           </w:p>
         </w:tc>
@@ -3614,7 +3699,7 @@
                 <w:vertAlign w:val="baseline"/>
                 <w:lang w:val="en-US" w:eastAsia="zh-CN"/>
               </w:rPr>
-              <w:t>2025年6-7月</w:t>
+              <w:t>2025年8-11月</w:t>
             </w:r>
           </w:p>
         </w:tc>
@@ -3784,7 +3869,7 @@
                 <w:vertAlign w:val="baseline"/>
                 <w:lang w:val="en-US" w:eastAsia="zh-CN"/>
               </w:rPr>
-              <w:t>2025年8月</w:t>
+              <w:t>2025年12月</w:t>
             </w:r>
           </w:p>
         </w:tc>
@@ -3954,7 +4039,7 @@
                 <w:vertAlign w:val="baseline"/>
                 <w:lang w:val="en-US" w:eastAsia="zh-CN"/>
               </w:rPr>
-              <w:t>2025年9月</w:t>
+              <w:t>2026年1月</w:t>
             </w:r>
           </w:p>
         </w:tc>
@@ -4225,12 +4310,36 @@
         <w:jc w:val="both"/>
         <w:textAlignment w:val="baseline"/>
       </w:pPr>
+    </w:p>
+    <w:p>
+      <w:pPr>
+        <w:keepNext w:val="0"/>
+        <w:keepLines w:val="0"/>
+        <w:pageBreakBefore w:val="0"/>
+        <w:widowControl w:val="0"/>
+        <w:numPr>
+          <w:ilvl w:val="0"/>
+          <w:numId w:val="0"/>
+        </w:numPr>
+        <w:kinsoku w:val="0"/>
+        <w:wordWrap/>
+        <w:overflowPunct/>
+        <w:topLinePunct w:val="0"/>
+        <w:autoSpaceDE w:val="0"/>
+        <w:autoSpaceDN w:val="0"/>
+        <w:bidi w:val="0"/>
+        <w:adjustRightInd w:val="0"/>
+        <w:snapToGrid w:val="0"/>
+        <w:ind w:left="0" w:leftChars="0" w:right="0" w:rightChars="0" w:firstLine="0" w:firstLineChars="0"/>
+        <w:jc w:val="both"/>
+        <w:textAlignment w:val="baseline"/>
+      </w:pPr>
       <w:r>
         <w:drawing>
           <wp:inline distT="0" distB="0" distL="114300" distR="114300">
-            <wp:extent cx="5269865" cy="2951480"/>
-            <wp:effectExtent l="0" t="0" r="3175" b="5080"/>
-            <wp:docPr id="4" name="图片 3"/>
+            <wp:extent cx="5264785" cy="2874010"/>
+            <wp:effectExtent l="0" t="0" r="12065" b="2540"/>
+            <wp:docPr id="8" name="图片 1"/>
             <wp:cNvGraphicFramePr>
               <a:graphicFrameLocks xmlns:a="http://schemas.openxmlformats.org/drawingml/2006/main" noChangeAspect="1"/>
             </wp:cNvGraphicFramePr>
@@ -4238,7 +4347,7 @@
               <a:graphicData uri="http://schemas.openxmlformats.org/drawingml/2006/picture">
                 <pic:pic xmlns:pic="http://schemas.openxmlformats.org/drawingml/2006/picture">
                   <pic:nvPicPr>
-                    <pic:cNvPr id="4" name="图片 3"/>
+                    <pic:cNvPr id="8" name="图片 1"/>
                     <pic:cNvPicPr>
                       <a:picLocks noChangeAspect="1"/>
                     </pic:cNvPicPr>
@@ -4252,7 +4361,7 @@
                   <pic:spPr>
                     <a:xfrm>
                       <a:off x="0" y="0"/>
-                      <a:ext cx="5269865" cy="2951480"/>
+                      <a:ext cx="5264785" cy="2874010"/>
                     </a:xfrm>
                     <a:prstGeom prst="rect">
                       <a:avLst/>
@@ -4520,9 +4629,9 @@
       <w:r>
         <w:drawing>
           <wp:inline distT="0" distB="0" distL="114300" distR="114300">
-            <wp:extent cx="5266690" cy="2293620"/>
-            <wp:effectExtent l="0" t="0" r="6350" b="7620"/>
-            <wp:docPr id="10" name="图片 6"/>
+            <wp:extent cx="5262880" cy="2773680"/>
+            <wp:effectExtent l="0" t="0" r="13970" b="7620"/>
+            <wp:docPr id="9" name="图片 2"/>
             <wp:cNvGraphicFramePr>
               <a:graphicFrameLocks xmlns:a="http://schemas.openxmlformats.org/drawingml/2006/main" noChangeAspect="1"/>
             </wp:cNvGraphicFramePr>
@@ -4530,7 +4639,7 @@
               <a:graphicData uri="http://schemas.openxmlformats.org/drawingml/2006/picture">
                 <pic:pic xmlns:pic="http://schemas.openxmlformats.org/drawingml/2006/picture">
                   <pic:nvPicPr>
-                    <pic:cNvPr id="10" name="图片 6"/>
+                    <pic:cNvPr id="9" name="图片 2"/>
                     <pic:cNvPicPr>
                       <a:picLocks noChangeAspect="1"/>
                     </pic:cNvPicPr>
@@ -4544,7 +4653,7 @@
                   <pic:spPr>
                     <a:xfrm>
                       <a:off x="0" y="0"/>
-                      <a:ext cx="5266690" cy="2293620"/>
+                      <a:ext cx="5262880" cy="2773680"/>
                     </a:xfrm>
                     <a:prstGeom prst="rect">
                       <a:avLst/>
@@ -4720,9 +4829,9 @@
       <w:r>
         <w:drawing>
           <wp:inline distT="0" distB="0" distL="114300" distR="114300">
-            <wp:extent cx="5270500" cy="2116455"/>
-            <wp:effectExtent l="0" t="0" r="2540" b="1905"/>
-            <wp:docPr id="12" name="图片 8"/>
+            <wp:extent cx="5269230" cy="1821815"/>
+            <wp:effectExtent l="0" t="0" r="7620" b="6985"/>
+            <wp:docPr id="10" name="图片 3"/>
             <wp:cNvGraphicFramePr>
               <a:graphicFrameLocks xmlns:a="http://schemas.openxmlformats.org/drawingml/2006/main" noChangeAspect="1"/>
             </wp:cNvGraphicFramePr>
@@ -4730,7 +4839,7 @@
               <a:graphicData uri="http://schemas.openxmlformats.org/drawingml/2006/picture">
                 <pic:pic xmlns:pic="http://schemas.openxmlformats.org/drawingml/2006/picture">
                   <pic:nvPicPr>
-                    <pic:cNvPr id="12" name="图片 8"/>
+                    <pic:cNvPr id="10" name="图片 3"/>
                     <pic:cNvPicPr>
                       <a:picLocks noChangeAspect="1"/>
                     </pic:cNvPicPr>
@@ -4744,7 +4853,7 @@
                   <pic:spPr>
                     <a:xfrm>
                       <a:off x="0" y="0"/>
-                      <a:ext cx="5270500" cy="2116455"/>
+                      <a:ext cx="5269230" cy="1821815"/>
                     </a:xfrm>
                     <a:prstGeom prst="rect">
                       <a:avLst/>
@@ -4822,9 +4931,9 @@
       <w:r>
         <w:drawing>
           <wp:inline distT="0" distB="0" distL="114300" distR="114300">
-            <wp:extent cx="5271135" cy="2820035"/>
-            <wp:effectExtent l="0" t="0" r="1905" b="14605"/>
-            <wp:docPr id="13" name="图片 9"/>
+            <wp:extent cx="5266690" cy="2153285"/>
+            <wp:effectExtent l="0" t="0" r="10160" b="18415"/>
+            <wp:docPr id="13" name="图片 5"/>
             <wp:cNvGraphicFramePr>
               <a:graphicFrameLocks xmlns:a="http://schemas.openxmlformats.org/drawingml/2006/main" noChangeAspect="1"/>
             </wp:cNvGraphicFramePr>
@@ -4832,7 +4941,7 @@
               <a:graphicData uri="http://schemas.openxmlformats.org/drawingml/2006/picture">
                 <pic:pic xmlns:pic="http://schemas.openxmlformats.org/drawingml/2006/picture">
                   <pic:nvPicPr>
-                    <pic:cNvPr id="13" name="图片 9"/>
+                    <pic:cNvPr id="13" name="图片 5"/>
                     <pic:cNvPicPr>
                       <a:picLocks noChangeAspect="1"/>
                     </pic:cNvPicPr>
@@ -4846,7 +4955,7 @@
                   <pic:spPr>
                     <a:xfrm>
                       <a:off x="0" y="0"/>
-                      <a:ext cx="5271135" cy="2820035"/>
+                      <a:ext cx="5266690" cy="2153285"/>
                     </a:xfrm>
                     <a:prstGeom prst="rect">
                       <a:avLst/>
@@ -4889,9 +4998,9 @@
       <w:r>
         <w:drawing>
           <wp:inline distT="0" distB="0" distL="114300" distR="114300">
-            <wp:extent cx="5271135" cy="1597025"/>
-            <wp:effectExtent l="0" t="0" r="1905" b="3175"/>
-            <wp:docPr id="14" name="图片 10"/>
+            <wp:extent cx="5269230" cy="1311275"/>
+            <wp:effectExtent l="0" t="0" r="7620" b="3175"/>
+            <wp:docPr id="14" name="图片 6"/>
             <wp:cNvGraphicFramePr>
               <a:graphicFrameLocks xmlns:a="http://schemas.openxmlformats.org/drawingml/2006/main" noChangeAspect="1"/>
             </wp:cNvGraphicFramePr>
@@ -4899,7 +5008,7 @@
               <a:graphicData uri="http://schemas.openxmlformats.org/drawingml/2006/picture">
                 <pic:pic xmlns:pic="http://schemas.openxmlformats.org/drawingml/2006/picture">
                   <pic:nvPicPr>
-                    <pic:cNvPr id="14" name="图片 10"/>
+                    <pic:cNvPr id="14" name="图片 6"/>
                     <pic:cNvPicPr>
                       <a:picLocks noChangeAspect="1"/>
                     </pic:cNvPicPr>
@@ -4913,7 +5022,7 @@
                   <pic:spPr>
                     <a:xfrm>
                       <a:off x="0" y="0"/>
-                      <a:ext cx="5271135" cy="1597025"/>
+                      <a:ext cx="5269230" cy="1311275"/>
                     </a:xfrm>
                     <a:prstGeom prst="rect">
                       <a:avLst/>
@@ -4995,9 +5104,9 @@
       <w:r>
         <w:drawing>
           <wp:inline distT="0" distB="0" distL="114300" distR="114300">
-            <wp:extent cx="5262880" cy="2971165"/>
-            <wp:effectExtent l="0" t="0" r="10160" b="635"/>
-            <wp:docPr id="7" name="图片 1"/>
+            <wp:extent cx="5273040" cy="2824480"/>
+            <wp:effectExtent l="0" t="0" r="3810" b="13970"/>
+            <wp:docPr id="15" name="图片 7"/>
             <wp:cNvGraphicFramePr>
               <a:graphicFrameLocks xmlns:a="http://schemas.openxmlformats.org/drawingml/2006/main" noChangeAspect="1"/>
             </wp:cNvGraphicFramePr>
@@ -5005,7 +5114,7 @@
               <a:graphicData uri="http://schemas.openxmlformats.org/drawingml/2006/picture">
                 <pic:pic xmlns:pic="http://schemas.openxmlformats.org/drawingml/2006/picture">
                   <pic:nvPicPr>
-                    <pic:cNvPr id="7" name="图片 1"/>
+                    <pic:cNvPr id="15" name="图片 7"/>
                     <pic:cNvPicPr>
                       <a:picLocks noChangeAspect="1"/>
                     </pic:cNvPicPr>
@@ -5019,7 +5128,7 @@
                   <pic:spPr>
                     <a:xfrm>
                       <a:off x="0" y="0"/>
-                      <a:ext cx="5262880" cy="2971165"/>
+                      <a:ext cx="5273040" cy="2824480"/>
                     </a:xfrm>
                     <a:prstGeom prst="rect">
                       <a:avLst/>
@@ -5542,7 +5651,22 @@
                 <w:rFonts w:ascii="Arial" w:hAnsi="Arial" w:eastAsia="等线" w:cs="Arial"/>
                 <w:sz w:val="22"/>
               </w:rPr>
-              <w:t>年1月：完成需求收集与确认；</w:t>
+              <w:t>年</w:t>
+            </w:r>
+            <w:r>
+              <w:rPr>
+                <w:rFonts w:hint="eastAsia" w:eastAsia="等线" w:cs="Arial"/>
+                <w:sz w:val="22"/>
+                <w:lang w:val="en-US" w:eastAsia="zh-CN"/>
+              </w:rPr>
+              <w:t>7-8</w:t>
+            </w:r>
+            <w:r>
+              <w:rPr>
+                <w:rFonts w:ascii="Arial" w:hAnsi="Arial" w:eastAsia="等线" w:cs="Arial"/>
+                <w:sz w:val="22"/>
+              </w:rPr>
+              <w:t>月：完成需求收集与确认；</w:t>
             </w:r>
           </w:p>
           <w:p>
@@ -5597,7 +5721,7 @@
                 <w:sz w:val="22"/>
                 <w:lang w:val="en-US" w:eastAsia="zh-CN"/>
               </w:rPr>
-              <w:t>3-5</w:t>
+              <w:t>9-11</w:t>
             </w:r>
             <w:r>
               <w:rPr>
@@ -5659,7 +5783,7 @@
                 <w:sz w:val="22"/>
                 <w:lang w:val="en-US" w:eastAsia="zh-CN"/>
               </w:rPr>
-              <w:t>6-7</w:t>
+              <w:t>12</w:t>
             </w:r>
             <w:r>
               <w:rPr>
@@ -5710,6 +5834,39 @@
             </w:pPr>
             <w:r>
               <w:rPr>
+                <w:rFonts w:hint="eastAsia" w:eastAsia="等线" w:cs="Arial"/>
+                <w:sz w:val="22"/>
+                <w:lang w:val="en-US" w:eastAsia="zh-CN"/>
+              </w:rPr>
+              <w:t>2026年1月：上线试运行</w:t>
+            </w:r>
+          </w:p>
+          <w:p>
+            <w:pPr>
+              <w:keepNext w:val="0"/>
+              <w:keepLines w:val="0"/>
+              <w:pageBreakBefore w:val="0"/>
+              <w:widowControl w:val="0"/>
+              <w:numPr>
+                <w:ilvl w:val="0"/>
+                <w:numId w:val="7"/>
+              </w:numPr>
+              <w:kinsoku w:val="0"/>
+              <w:wordWrap/>
+              <w:overflowPunct/>
+              <w:topLinePunct w:val="0"/>
+              <w:autoSpaceDE w:val="0"/>
+              <w:autoSpaceDN w:val="0"/>
+              <w:bidi w:val="0"/>
+              <w:adjustRightInd w:val="0"/>
+              <w:snapToGrid w:val="0"/>
+              <w:spacing w:before="120" w:after="120" w:line="288" w:lineRule="auto"/>
+              <w:ind w:left="0"/>
+              <w:jc w:val="left"/>
+              <w:textAlignment w:val="baseline"/>
+            </w:pPr>
+            <w:r>
+              <w:rPr>
                 <w:rFonts w:ascii="Arial" w:hAnsi="Arial" w:eastAsia="等线" w:cs="Arial"/>
                 <w:sz w:val="22"/>
               </w:rPr>
@@ -5721,7 +5878,7 @@
                 <w:sz w:val="22"/>
                 <w:lang w:val="en-US" w:eastAsia="zh-CN"/>
               </w:rPr>
-              <w:t>5</w:t>
+              <w:t>6</w:t>
             </w:r>
             <w:r>
               <w:rPr>
@@ -5736,7 +5893,7 @@
                 <w:sz w:val="22"/>
                 <w:lang w:val="en-US" w:eastAsia="zh-CN"/>
               </w:rPr>
-              <w:t>8</w:t>
+              <w:t>2</w:t>
             </w:r>
             <w:r>
               <w:rPr>
@@ -5751,7 +5908,7 @@
                 <w:sz w:val="22"/>
                 <w:lang w:val="en-US" w:eastAsia="zh-CN"/>
               </w:rPr>
-              <w:t>10</w:t>
+              <w:t>3</w:t>
             </w:r>
             <w:r>
               <w:rPr>
@@ -5873,7 +6030,7 @@
                 <w:rFonts w:hint="eastAsia"/>
                 <w:lang w:val="en-US" w:eastAsia="zh-CN"/>
               </w:rPr>
-              <w:t>验收工作签字流程</w:t>
+              <w:t>上线试运行</w:t>
             </w:r>
           </w:p>
         </w:tc>
@@ -5973,7 +6130,7 @@
                 <w:rFonts w:hint="eastAsia"/>
                 <w:lang w:val="en-US" w:eastAsia="zh-CN"/>
               </w:rPr>
-              <w:t>完成签字验收</w:t>
+              <w:t>上线试运行，维护系统稳定</w:t>
             </w:r>
           </w:p>
         </w:tc>
@@ -6171,29 +6328,6 @@
         </w:tc>
       </w:tr>
     </w:tbl>
-    <w:p>
-      <w:pPr>
-        <w:pStyle w:val="29"/>
-        <w:keepNext w:val="0"/>
-        <w:keepLines w:val="0"/>
-        <w:pageBreakBefore w:val="0"/>
-        <w:widowControl w:val="0"/>
-        <w:kinsoku w:val="0"/>
-        <w:wordWrap/>
-        <w:overflowPunct/>
-        <w:topLinePunct w:val="0"/>
-        <w:autoSpaceDE w:val="0"/>
-        <w:autoSpaceDN w:val="0"/>
-        <w:bidi w:val="0"/>
-        <w:adjustRightInd w:val="0"/>
-        <w:snapToGrid w:val="0"/>
-        <w:textAlignment w:val="baseline"/>
-        <w:rPr>
-          <w:rFonts w:hint="default"/>
-          <w:lang w:val="en-US" w:eastAsia="zh-CN"/>
-        </w:rPr>
-      </w:pPr>
-    </w:p>
     <w:p>
       <w:pPr>
         <w:pStyle w:val="31"/>
@@ -6410,9 +6544,9 @@
       <w:r>
         <w:drawing>
           <wp:inline distT="0" distB="0" distL="114300" distR="114300">
-            <wp:extent cx="5266690" cy="2218055"/>
-            <wp:effectExtent l="0" t="0" r="6350" b="6985"/>
-            <wp:docPr id="17" name="图片 13"/>
+            <wp:extent cx="5265420" cy="2091690"/>
+            <wp:effectExtent l="0" t="0" r="11430" b="3810"/>
+            <wp:docPr id="17" name="图片 8"/>
             <wp:cNvGraphicFramePr>
               <a:graphicFrameLocks xmlns:a="http://schemas.openxmlformats.org/drawingml/2006/main" noChangeAspect="1"/>
             </wp:cNvGraphicFramePr>
@@ -6420,7 +6554,7 @@
               <a:graphicData uri="http://schemas.openxmlformats.org/drawingml/2006/picture">
                 <pic:pic xmlns:pic="http://schemas.openxmlformats.org/drawingml/2006/picture">
                   <pic:nvPicPr>
-                    <pic:cNvPr id="17" name="图片 13"/>
+                    <pic:cNvPr id="17" name="图片 8"/>
                     <pic:cNvPicPr>
                       <a:picLocks noChangeAspect="1"/>
                     </pic:cNvPicPr>
@@ -6434,7 +6568,7 @@
                   <pic:spPr>
                     <a:xfrm>
                       <a:off x="0" y="0"/>
-                      <a:ext cx="5266690" cy="2218055"/>
+                      <a:ext cx="5265420" cy="2091690"/>
                     </a:xfrm>
                     <a:prstGeom prst="rect">
                       <a:avLst/>
@@ -6598,9 +6732,9 @@
       <w:r>
         <w:drawing>
           <wp:inline distT="0" distB="0" distL="114300" distR="114300">
-            <wp:extent cx="5267960" cy="1692910"/>
-            <wp:effectExtent l="0" t="0" r="5080" b="13970"/>
-            <wp:docPr id="19" name="图片 15"/>
+            <wp:extent cx="5255895" cy="2853055"/>
+            <wp:effectExtent l="0" t="0" r="1905" b="4445"/>
+            <wp:docPr id="19" name="图片 9"/>
             <wp:cNvGraphicFramePr>
               <a:graphicFrameLocks xmlns:a="http://schemas.openxmlformats.org/drawingml/2006/main" noChangeAspect="1"/>
             </wp:cNvGraphicFramePr>
@@ -6608,7 +6742,7 @@
               <a:graphicData uri="http://schemas.openxmlformats.org/drawingml/2006/picture">
                 <pic:pic xmlns:pic="http://schemas.openxmlformats.org/drawingml/2006/picture">
                   <pic:nvPicPr>
-                    <pic:cNvPr id="19" name="图片 15"/>
+                    <pic:cNvPr id="19" name="图片 9"/>
                     <pic:cNvPicPr>
                       <a:picLocks noChangeAspect="1"/>
                     </pic:cNvPicPr>
@@ -6622,7 +6756,7 @@
                   <pic:spPr>
                     <a:xfrm>
                       <a:off x="0" y="0"/>
-                      <a:ext cx="5267960" cy="1692910"/>
+                      <a:ext cx="5255895" cy="2853055"/>
                     </a:xfrm>
                     <a:prstGeom prst="rect">
                       <a:avLst/>
@@ -7051,7 +7185,7 @@
                 <w:vertAlign w:val="baseline"/>
                 <w:lang w:val="en-US" w:eastAsia="zh-CN"/>
               </w:rPr>
-              <w:t>2025年5月</w:t>
+              <w:t>2025年7月</w:t>
             </w:r>
           </w:p>
         </w:tc>
@@ -7290,7 +7424,7 @@
                 <w:vertAlign w:val="baseline"/>
                 <w:lang w:val="en-US" w:eastAsia="zh-CN"/>
               </w:rPr>
-              <w:t>2025年10月</w:t>
+              <w:t>2026年1月</w:t>
             </w:r>
           </w:p>
         </w:tc>
